--- a/COMPUTING_IN_PRACTICE(CN5104)/ΜΙΧΑΗΛ_ΜΑΡΚΟΥ_ΒΙΟΓΡΑΦΙΚΟ.docx
+++ b/COMPUTING_IN_PRACTICE(CN5104)/ΜΙΧΑΗΛ_ΜΑΡΚΟΥ_ΒΙΟΓΡΑΦΙΚΟ.docx
@@ -197,25 +197,10 @@
                     <w:rPr>
                       <w:lang w:val="el-GR"/>
                     </w:rPr>
-                    <w:t>) με γνήσιο ενδιαφέρον για τη γνωσιακή-συμπεριφορική θεραπεία (</w:t>
-                  </w:r>
-                  <w:r>
-                    <w:t>CBT</w:t>
-                  </w:r>
-                  <w:r>
-                    <w:rPr>
-                      <w:lang w:val="el-GR"/>
-                    </w:rPr>
-                    <w:t xml:space="preserve">) και την επιστημονική προσέγγιση στην ψυχική υγεία. Αναζητώ δομημένη εκπαίδευση στη </w:t>
-                  </w:r>
-                  <w:r>
-                    <w:t>CBT</w:t>
-                  </w:r>
-                  <w:r>
-                    <w:rPr>
-                      <w:lang w:val="el-GR"/>
-                    </w:rPr>
-                    <w:t>, με στόχο να αποκτήσω ισχυρή θεωρητική και πρακτική βάση στην προσέγγιση, ώστε να εξελιχθώ επαγγελματικά στον τομέα της κλινικής ψυχολογίας. Η ακαδημαϊκή μου πορεία και η εμπειρία μου σε ηγετικούς/διαχειριστικούς ρόλους έχουν ενισχύσει την ικανότητά μου στην επικοινωνία, στη συνεργασία και στη διαχείριση σύνθετων καταστάσεων με ορθολογισμό και ενσυναίσθηση. Διακρίνομαι για τη διάθεση δια βίου μάθησης και την επιθυμία για ενεργή συμμετοχή στην επιστημονική κοινότητα (όπως η ΕΕΓΣΨ), με στόχο τη συνεχή προσωπική και επαγγελματική εξέλιξη.</w:t>
+                    <w:t xml:space="preserve">), με γνήσιο ενδιαφέρον για τη συστημική προσέγγιση στην ψυχοθεραπεία και την επιστημονική μελέτη των αλληλεπιδράσεων σε οικογενειακό, ομαδικό και κοινωνικό πλαίσιο. </w:t>
+                  </w:r>
+                  <w:r>
+                    <w:t>Αναζητώ δομημένη εκπαίδευση στη συστημική θεραπεία, με στόχο να αποκτήσω ισχυρή θεωρητική και πρακτική βάση στην κατανόηση και παρέμβαση στα δυναμικά των συστημάτων, ώστε να εξελιχθώ επαγγελματικά στον τομέα της κλινικής ψυχολογίας. Η ακαδημαϊκή μου πορεία και η εμπειρία μου σε ηγετικούς και διαχειριστικούς ρόλους έχουν ενισχύσει την ικανότητά μου στην επικοινωνία, στη συνεργασία και στη διαχείριση πολύπλοκων καταστάσεων με ορθολογισμό και ενσυναίσθηση. Διακρίνομαι για τη διάθεση δια βίου μάθησης και την επιθυμία για ενεργή συμμετοχή στην επιστημονική κοινότητα της ψυχοθεραπείας, με στόχο τη συνεχή προσωπική και επαγγελματική εξέλιξη.</w:t>
                   </w:r>
                 </w:p>
               </w:tc>
@@ -292,39 +277,7 @@
                       <w:sz w:val="27"/>
                       <w:szCs w:val="27"/>
                     </w:rPr>
-                    <w:t>Επα</w:t>
-                  </w:r>
-                  <w:proofErr w:type="spellStart"/>
-                  <w:r>
-                    <w:rPr>
-                      <w:sz w:val="27"/>
-                      <w:szCs w:val="27"/>
-                    </w:rPr>
-                    <w:t>γγελμ</w:t>
-                  </w:r>
-                  <w:proofErr w:type="spellEnd"/>
-                  <w:r>
-                    <w:rPr>
-                      <w:sz w:val="27"/>
-                      <w:szCs w:val="27"/>
-                    </w:rPr>
-                    <w:t xml:space="preserve">ατική </w:t>
-                  </w:r>
-                  <w:proofErr w:type="spellStart"/>
-                  <w:r>
-                    <w:rPr>
-                      <w:sz w:val="27"/>
-                      <w:szCs w:val="27"/>
-                    </w:rPr>
-                    <w:t>Εμ</w:t>
-                  </w:r>
-                  <w:proofErr w:type="spellEnd"/>
-                  <w:r>
-                    <w:rPr>
-                      <w:sz w:val="27"/>
-                      <w:szCs w:val="27"/>
-                    </w:rPr>
-                    <w:t>πειρία</w:t>
+                    <w:t>Επαγγελματική Εμπειρία</w:t>
                   </w:r>
                 </w:p>
                 <w:p>
@@ -469,15 +422,7 @@
                 </w:p>
                 <w:p>
                   <w:r>
-                    <w:t>Oxford Brookes University (</w:t>
-                  </w:r>
-                  <w:proofErr w:type="spellStart"/>
-                  <w:r>
-                    <w:t>μέσω</w:t>
-                  </w:r>
-                  <w:proofErr w:type="spellEnd"/>
-                  <w:r>
-                    <w:t xml:space="preserve"> Metropolitan College) </w:t>
+                    <w:t xml:space="preserve">Oxford Brookes University (μέσω Metropolitan College) </w:t>
                   </w:r>
                   <w:r>
                     <w:br/>
@@ -528,13 +473,8 @@
                     <w:pStyle w:val="Heading2"/>
                   </w:pPr>
                   <w:r>
-                    <w:t xml:space="preserve">BSc </w:t>
-                  </w:r>
-                  <w:proofErr w:type="spellStart"/>
-                  <w:r>
-                    <w:t>Πληροφορικής</w:t>
-                  </w:r>
-                  <w:proofErr w:type="spellEnd"/>
+                    <w:t>BSc Πληροφορικής</w:t>
+                  </w:r>
                 </w:p>
                 <w:p>
                   <w:r>
@@ -547,37 +487,8 @@
                   <w:r>
                     <w:br/>
                   </w:r>
-                  <w:proofErr w:type="spellStart"/>
-                  <w:r>
-                    <w:t>Βρ</w:t>
-                  </w:r>
-                  <w:proofErr w:type="spellEnd"/>
-                  <w:r>
-                    <w:t>αβείο ακα</w:t>
-                  </w:r>
-                  <w:proofErr w:type="spellStart"/>
-                  <w:r>
-                    <w:t>δημ</w:t>
-                  </w:r>
-                  <w:proofErr w:type="spellEnd"/>
-                  <w:r>
-                    <w:t>αϊκής α</w:t>
-                  </w:r>
-                  <w:proofErr w:type="spellStart"/>
-                  <w:r>
-                    <w:t>ριστεί</w:t>
-                  </w:r>
-                  <w:proofErr w:type="spellEnd"/>
-                  <w:r>
-                    <w:t xml:space="preserve">ας από </w:t>
-                  </w:r>
-                  <w:proofErr w:type="spellStart"/>
-                  <w:r>
-                    <w:t>το</w:t>
-                  </w:r>
-                  <w:proofErr w:type="spellEnd"/>
-                  <w:r>
-                    <w:t xml:space="preserve"> British Computer Society.</w:t>
+                  <w:r>
+                    <w:t>Βραβείο ακαδημαϊκής αριστείας από το British Computer Society.</w:t>
                   </w:r>
                 </w:p>
               </w:tc>
@@ -659,29 +570,8 @@
                   <w:pPr>
                     <w:pStyle w:val="Heading2"/>
                   </w:pPr>
-                  <w:proofErr w:type="spellStart"/>
-                  <w:r>
-                    <w:t>Δι</w:t>
-                  </w:r>
-                  <w:proofErr w:type="spellEnd"/>
-                  <w:r>
-                    <w:t>αθέσιμες κα</w:t>
-                  </w:r>
-                  <w:proofErr w:type="spellStart"/>
-                  <w:r>
-                    <w:t>τό</w:t>
-                  </w:r>
-                  <w:proofErr w:type="spellEnd"/>
-                  <w:r>
-                    <w:t>πιν α</w:t>
-                  </w:r>
-                  <w:proofErr w:type="spellStart"/>
-                  <w:r>
-                    <w:t>ιτήμ</w:t>
-                  </w:r>
-                  <w:proofErr w:type="spellEnd"/>
-                  <w:r>
-                    <w:t>ατος.</w:t>
+                  <w:r>
+                    <w:t>Διαθέσιμες κατόπιν αιτήματος.</w:t>
                   </w:r>
                 </w:p>
               </w:tc>
@@ -770,6 +660,7 @@
                     <w:rPr>
                       <w:lang w:val="el-GR"/>
                     </w:rPr>
+                    <w:lastRenderedPageBreak/>
                     <w:t>Πιστοποίηση Πρώτων Βοηθειών (</w:t>
                   </w:r>
                   <w:r>
@@ -837,7 +728,6 @@
                     <w:rPr>
                       <w:lang w:val="el-GR"/>
                     </w:rPr>
-                    <w:lastRenderedPageBreak/>
                     <w:t>Πιστοποιημένος βοηθός κτηνιάτρου (σύντομη πρακτική εμπειρία σε φροντίδα και υποστήριξη ατόμων/ζώων)</w:t>
                   </w:r>
                 </w:p>
@@ -920,19 +810,51 @@
           <w:p>
             <w:pPr>
               <w:pStyle w:val="Nomargins"/>
+              <w:rPr>
+                <w:lang w:val="el-GR"/>
+              </w:rPr>
             </w:pPr>
             <w:hyperlink r:id="rId11" w:history="1">
               <w:r>
                 <w:rPr>
                   <w:rStyle w:val="Hyperlink"/>
                 </w:rPr>
-                <w:t>mmarkou1995@gmail.com</w:t>
+                <w:t>mmarkou</w:t>
+              </w:r>
+              <w:r>
+                <w:rPr>
+                  <w:rStyle w:val="Hyperlink"/>
+                  <w:lang w:val="el-GR"/>
+                </w:rPr>
+                <w:t>1995@</w:t>
+              </w:r>
+              <w:r>
+                <w:rPr>
+                  <w:rStyle w:val="Hyperlink"/>
+                </w:rPr>
+                <w:t>gmail</w:t>
+              </w:r>
+              <w:r>
+                <w:rPr>
+                  <w:rStyle w:val="Hyperlink"/>
+                  <w:lang w:val="el-GR"/>
+                </w:rPr>
+                <w:t>.</w:t>
+              </w:r>
+              <w:r>
+                <w:rPr>
+                  <w:rStyle w:val="Hyperlink"/>
+                </w:rPr>
+                <w:t>com</w:t>
               </w:r>
             </w:hyperlink>
           </w:p>
           <w:p>
             <w:pPr>
               <w:pStyle w:val="Heading4"/>
+              <w:rPr>
+                <w:lang w:val="el-GR"/>
+              </w:rPr>
             </w:pPr>
             <w:r>
               <w:rPr>
@@ -941,6 +863,9 @@
               <w:t>Ημ</w:t>
             </w:r>
             <w:r>
+              <w:rPr>
+                <w:lang w:val="el-GR"/>
+              </w:rPr>
               <w:t>./</w:t>
             </w:r>
             <w:r>
@@ -950,6 +875,9 @@
               <w:t>Γεν</w:t>
             </w:r>
             <w:r>
+              <w:rPr>
+                <w:lang w:val="el-GR"/>
+              </w:rPr>
               <w:t>:</w:t>
             </w:r>
           </w:p>
